--- a/dataset/guides/HW/manual/IT-HW-002-M_업무 장비 교체·수리 처리 매뉴얼.docx
+++ b/dataset/guides/HW/manual/IT-HW-002-M_업무 장비 교체·수리 처리 매뉴얼.docx
@@ -3188,6 +3188,105 @@
         </w:tc>
       </w:tr>
     </w:tbl>
+    <w:tbl>
+      <w:tblPr>
+        <w:tblW w:type="dxa" w:w="9638"/>
+        <w:tblBorders>
+          <w:top w:val="single" w:color="auto" w:sz="4"/>
+          <w:left w:val="single" w:color="auto" w:sz="4"/>
+          <w:bottom w:val="single" w:color="auto" w:sz="4"/>
+          <w:right w:val="single" w:color="auto" w:sz="4"/>
+          <w:insideH w:val="single" w:color="auto" w:sz="4"/>
+          <w:insideV w:val="single" w:color="auto" w:sz="4"/>
+        </w:tblBorders>
+      </w:tblPr>
+      <w:tblGrid>
+        <w:gridCol w:w="9638"/>
+      </w:tblGrid>
+      <w:tr>
+        <w:tc>
+          <w:tcPr>
+            <w:tcW w:type="dxa" w:w="9638"/>
+            <w:tcBorders>
+              <w:top w:val="single" w:color="C9D3DC" w:sz="4"/>
+              <w:left w:val="single" w:color="C9D3DC" w:sz="4"/>
+              <w:bottom w:val="single" w:color="C9D3DC" w:sz="4"/>
+              <w:right w:val="single" w:color="C9D3DC" w:sz="4"/>
+            </w:tcBorders>
+            <w:tcMar>
+              <w:top w:type="dxa" w:w="70"/>
+              <w:left w:type="dxa" w:w="110"/>
+              <w:bottom w:type="dxa" w:w="70"/>
+              <w:right w:type="dxa" w:w="110"/>
+            </w:tcMar>
+          </w:tcPr>
+          <w:p>
+            <w:pPr>
+              <w:spacing w:after="400" w:before="400"/>
+              <w:jc w:val="center"/>
+            </w:pPr>
+            <w:r>
+              <w:drawing>
+                <wp:inline xmlns:a="http://schemas.openxmlformats.org/drawingml/2006/main" xmlns:pic="http://schemas.openxmlformats.org/drawingml/2006/picture">
+                  <wp:extent cx="5955030" cy="2580513"/>
+                  <wp:docPr id="1" name="Picture 1" descr="그림 3.1. 처리 흐름도. 접수 시 확인 질문, 판단 기준, 처리 절차, 처리 후 안내와 이관 정보를 순서대로 표시한다."/>
+                  <wp:cNvGraphicFramePr>
+                    <a:graphicFrameLocks noChangeAspect="1"/>
+                  </wp:cNvGraphicFramePr>
+                  <a:graphic>
+                    <a:graphicData uri="http://schemas.openxmlformats.org/drawingml/2006/picture">
+                      <pic:pic>
+                        <pic:nvPicPr>
+                          <pic:cNvPr id="0" name="IT-HW-002-M_fig3.1.png"/>
+                          <pic:cNvPicPr/>
+                        </pic:nvPicPr>
+                        <pic:blipFill>
+                          <a:blip r:embed="rId13"/>
+                          <a:stretch>
+                            <a:fillRect/>
+                          </a:stretch>
+                        </pic:blipFill>
+                        <pic:spPr>
+                          <a:xfrm>
+                            <a:off x="0" y="0"/>
+                            <a:ext cx="5955030" cy="2580513"/>
+                          </a:xfrm>
+                          <a:prstGeom prst="rect"/>
+                        </pic:spPr>
+                      </pic:pic>
+                    </a:graphicData>
+                  </a:graphic>
+                </wp:inline>
+              </w:drawing>
+            </w:r>
+          </w:p>
+        </w:tc>
+      </w:tr>
+    </w:tbl>
+    <w:p>
+      <w:pPr>
+        <w:spacing w:after="100" w:before="60"/>
+      </w:pPr>
+      <w:r>
+        <w:rPr>
+          <w:rFonts w:ascii="맑은 고딕" w:cs="맑은 고딕" w:eastAsia="맑은 고딕" w:hAnsi="맑은 고딕"/>
+          <w:b/>
+          <w:bCs/>
+          <w:color w:val="4A5560"/>
+          <w:sz w:val="18"/>
+          <w:szCs w:val="18"/>
+        </w:rPr>
+        <w:t xml:space="preserve">그림 3.1-1. </w:t>
+      </w:r>
+      <w:r>
+        <w:rPr>
+          <w:rFonts w:ascii="맑은 고딕" w:cs="맑은 고딕" w:eastAsia="맑은 고딕" w:hAnsi="맑은 고딕"/>
+          <w:sz w:val="18"/>
+          <w:szCs w:val="18"/>
+        </w:rPr>
+        <w:t>처리 흐름도. 접수 시 확인 질문, 판단 기준, 처리 절차, 처리 후 안내와 이관 정보를 순서대로 표시한다.</w:t>
+      </w:r>
+    </w:p>
     <w:p>
       <w:pPr>
         <w:pStyle w:val="Heading3"/>
@@ -3363,6 +3462,105 @@
           <w:rFonts w:ascii="맑은 고딕" w:cs="맑은 고딕" w:eastAsia="맑은 고딕" w:hAnsi="맑은 고딕"/>
         </w:rPr>
         <w:t xml:space="preserve">수리 후 장비를 돌려주고 대여 장비를 회수한다.</w:t>
+      </w:r>
+    </w:p>
+    <w:tbl>
+      <w:tblPr>
+        <w:tblW w:type="dxa" w:w="9638"/>
+        <w:tblBorders>
+          <w:top w:val="single" w:color="auto" w:sz="4"/>
+          <w:left w:val="single" w:color="auto" w:sz="4"/>
+          <w:bottom w:val="single" w:color="auto" w:sz="4"/>
+          <w:right w:val="single" w:color="auto" w:sz="4"/>
+          <w:insideH w:val="single" w:color="auto" w:sz="4"/>
+          <w:insideV w:val="single" w:color="auto" w:sz="4"/>
+        </w:tblBorders>
+      </w:tblPr>
+      <w:tblGrid>
+        <w:gridCol w:w="9638"/>
+      </w:tblGrid>
+      <w:tr>
+        <w:tc>
+          <w:tcPr>
+            <w:tcW w:type="dxa" w:w="9638"/>
+            <w:tcBorders>
+              <w:top w:val="single" w:color="C9D3DC" w:sz="4"/>
+              <w:left w:val="single" w:color="C9D3DC" w:sz="4"/>
+              <w:bottom w:val="single" w:color="C9D3DC" w:sz="4"/>
+              <w:right w:val="single" w:color="C9D3DC" w:sz="4"/>
+            </w:tcBorders>
+            <w:tcMar>
+              <w:top w:type="dxa" w:w="70"/>
+              <w:left w:type="dxa" w:w="110"/>
+              <w:bottom w:type="dxa" w:w="70"/>
+              <w:right w:type="dxa" w:w="110"/>
+            </w:tcMar>
+          </w:tcPr>
+          <w:p>
+            <w:pPr>
+              <w:spacing w:after="400" w:before="400"/>
+              <w:jc w:val="center"/>
+            </w:pPr>
+            <w:r>
+              <w:drawing>
+                <wp:inline xmlns:a="http://schemas.openxmlformats.org/drawingml/2006/main" xmlns:pic="http://schemas.openxmlformats.org/drawingml/2006/picture">
+                  <wp:extent cx="5955030" cy="2580513"/>
+                  <wp:docPr id="8" name="Picture 8" descr="그림 3.1-2. 대여 장비 관리 대장 화면 예시. 대여 노트북 지급과 회수를 기록하는 위치를 표시한다."/>
+                  <wp:cNvGraphicFramePr>
+                    <a:graphicFrameLocks noChangeAspect="1"/>
+                  </wp:cNvGraphicFramePr>
+                  <a:graphic>
+                    <a:graphicData uri="http://schemas.openxmlformats.org/drawingml/2006/picture">
+                      <pic:pic>
+                        <pic:nvPicPr>
+                          <pic:cNvPr id="0" name="IT-HW-002-M_fig3.1-2.png"/>
+                          <pic:cNvPicPr/>
+                        </pic:nvPicPr>
+                        <pic:blipFill>
+                          <a:blip r:embed="rId20"/>
+                          <a:stretch>
+                            <a:fillRect/>
+                          </a:stretch>
+                        </pic:blipFill>
+                        <pic:spPr>
+                          <a:xfrm>
+                            <a:off x="0" y="0"/>
+                            <a:ext cx="5955030" cy="2580513"/>
+                          </a:xfrm>
+                          <a:prstGeom prst="rect"/>
+                        </pic:spPr>
+                      </pic:pic>
+                    </a:graphicData>
+                  </a:graphic>
+                </wp:inline>
+              </w:drawing>
+            </w:r>
+          </w:p>
+        </w:tc>
+      </w:tr>
+    </w:tbl>
+    <w:p>
+      <w:pPr>
+        <w:spacing w:after="100" w:before="60"/>
+      </w:pPr>
+      <w:r>
+        <w:rPr>
+          <w:rFonts w:ascii="맑은 고딕" w:cs="맑은 고딕" w:eastAsia="맑은 고딕" w:hAnsi="맑은 고딕"/>
+          <w:b/>
+          <w:bCs/>
+          <w:color w:val="4A5560"/>
+          <w:sz w:val="18"/>
+          <w:szCs w:val="18"/>
+        </w:rPr>
+        <w:t xml:space="preserve">그림 3.1-2. </w:t>
+      </w:r>
+      <w:r>
+        <w:rPr>
+          <w:rFonts w:ascii="맑은 고딕" w:cs="맑은 고딕" w:eastAsia="맑은 고딕" w:hAnsi="맑은 고딕"/>
+          <w:sz w:val="18"/>
+          <w:szCs w:val="18"/>
+        </w:rPr>
+        <w:t>대여 장비 관리 대장 화면 예시. 대여 노트북 지급과 회수를 기록하는 위치를 표시한다.</w:t>
       </w:r>
     </w:p>
     <w:p>
@@ -3717,6 +3915,105 @@
         </w:tc>
       </w:tr>
     </w:tbl>
+    <w:tbl>
+      <w:tblPr>
+        <w:tblW w:type="dxa" w:w="9638"/>
+        <w:tblBorders>
+          <w:top w:val="single" w:color="auto" w:sz="4"/>
+          <w:left w:val="single" w:color="auto" w:sz="4"/>
+          <w:bottom w:val="single" w:color="auto" w:sz="4"/>
+          <w:right w:val="single" w:color="auto" w:sz="4"/>
+          <w:insideH w:val="single" w:color="auto" w:sz="4"/>
+          <w:insideV w:val="single" w:color="auto" w:sz="4"/>
+        </w:tblBorders>
+      </w:tblPr>
+      <w:tblGrid>
+        <w:gridCol w:w="9638"/>
+      </w:tblGrid>
+      <w:tr>
+        <w:tc>
+          <w:tcPr>
+            <w:tcW w:type="dxa" w:w="9638"/>
+            <w:tcBorders>
+              <w:top w:val="single" w:color="C9D3DC" w:sz="4"/>
+              <w:left w:val="single" w:color="C9D3DC" w:sz="4"/>
+              <w:bottom w:val="single" w:color="C9D3DC" w:sz="4"/>
+              <w:right w:val="single" w:color="C9D3DC" w:sz="4"/>
+            </w:tcBorders>
+            <w:tcMar>
+              <w:top w:type="dxa" w:w="70"/>
+              <w:left w:type="dxa" w:w="110"/>
+              <w:bottom w:type="dxa" w:w="70"/>
+              <w:right w:type="dxa" w:w="110"/>
+            </w:tcMar>
+          </w:tcPr>
+          <w:p>
+            <w:pPr>
+              <w:spacing w:after="400" w:before="400"/>
+              <w:jc w:val="center"/>
+            </w:pPr>
+            <w:r>
+              <w:drawing>
+                <wp:inline xmlns:a="http://schemas.openxmlformats.org/drawingml/2006/main" xmlns:pic="http://schemas.openxmlformats.org/drawingml/2006/picture">
+                  <wp:extent cx="5955030" cy="2580513"/>
+                  <wp:docPr id="2" name="Picture 2" descr="그림 3.2. 처리 흐름도. 접수 시 확인 질문, 판단 기준, 처리 절차, 처리 후 안내와 이관 정보를 순서대로 표시한다."/>
+                  <wp:cNvGraphicFramePr>
+                    <a:graphicFrameLocks noChangeAspect="1"/>
+                  </wp:cNvGraphicFramePr>
+                  <a:graphic>
+                    <a:graphicData uri="http://schemas.openxmlformats.org/drawingml/2006/picture">
+                      <pic:pic>
+                        <pic:nvPicPr>
+                          <pic:cNvPr id="0" name="IT-HW-002-M_fig3.2.png"/>
+                          <pic:cNvPicPr/>
+                        </pic:nvPicPr>
+                        <pic:blipFill>
+                          <a:blip r:embed="rId14"/>
+                          <a:stretch>
+                            <a:fillRect/>
+                          </a:stretch>
+                        </pic:blipFill>
+                        <pic:spPr>
+                          <a:xfrm>
+                            <a:off x="0" y="0"/>
+                            <a:ext cx="5955030" cy="2580513"/>
+                          </a:xfrm>
+                          <a:prstGeom prst="rect"/>
+                        </pic:spPr>
+                      </pic:pic>
+                    </a:graphicData>
+                  </a:graphic>
+                </wp:inline>
+              </w:drawing>
+            </w:r>
+          </w:p>
+        </w:tc>
+      </w:tr>
+    </w:tbl>
+    <w:p>
+      <w:pPr>
+        <w:spacing w:after="100" w:before="60"/>
+      </w:pPr>
+      <w:r>
+        <w:rPr>
+          <w:rFonts w:ascii="맑은 고딕" w:cs="맑은 고딕" w:eastAsia="맑은 고딕" w:hAnsi="맑은 고딕"/>
+          <w:b/>
+          <w:bCs/>
+          <w:color w:val="4A5560"/>
+          <w:sz w:val="18"/>
+          <w:szCs w:val="18"/>
+        </w:rPr>
+        <w:t xml:space="preserve">그림 3.2-1. </w:t>
+      </w:r>
+      <w:r>
+        <w:rPr>
+          <w:rFonts w:ascii="맑은 고딕" w:cs="맑은 고딕" w:eastAsia="맑은 고딕" w:hAnsi="맑은 고딕"/>
+          <w:sz w:val="18"/>
+          <w:szCs w:val="18"/>
+        </w:rPr>
+        <w:t>처리 흐름도. 접수 시 확인 질문, 판단 기준, 처리 절차, 처리 후 안내와 이관 정보를 순서대로 표시한다.</w:t>
+      </w:r>
+    </w:p>
     <w:p>
       <w:pPr>
         <w:pStyle w:val="Heading3"/>
@@ -3876,6 +4173,105 @@
           <w:rFonts w:ascii="맑은 고딕" w:cs="맑은 고딕" w:eastAsia="맑은 고딕" w:hAnsi="맑은 고딕"/>
         </w:rPr>
         <w:t xml:space="preserve">수리 후 정상 동작을 확인한다.</w:t>
+      </w:r>
+    </w:p>
+    <w:tbl>
+      <w:tblPr>
+        <w:tblW w:type="dxa" w:w="9638"/>
+        <w:tblBorders>
+          <w:top w:val="single" w:color="auto" w:sz="4"/>
+          <w:left w:val="single" w:color="auto" w:sz="4"/>
+          <w:bottom w:val="single" w:color="auto" w:sz="4"/>
+          <w:right w:val="single" w:color="auto" w:sz="4"/>
+          <w:insideH w:val="single" w:color="auto" w:sz="4"/>
+          <w:insideV w:val="single" w:color="auto" w:sz="4"/>
+        </w:tblBorders>
+      </w:tblPr>
+      <w:tblGrid>
+        <w:gridCol w:w="9638"/>
+      </w:tblGrid>
+      <w:tr>
+        <w:tc>
+          <w:tcPr>
+            <w:tcW w:type="dxa" w:w="9638"/>
+            <w:tcBorders>
+              <w:top w:val="single" w:color="C9D3DC" w:sz="4"/>
+              <w:left w:val="single" w:color="C9D3DC" w:sz="4"/>
+              <w:bottom w:val="single" w:color="C9D3DC" w:sz="4"/>
+              <w:right w:val="single" w:color="C9D3DC" w:sz="4"/>
+            </w:tcBorders>
+            <w:tcMar>
+              <w:top w:type="dxa" w:w="70"/>
+              <w:left w:type="dxa" w:w="110"/>
+              <w:bottom w:type="dxa" w:w="70"/>
+              <w:right w:type="dxa" w:w="110"/>
+            </w:tcMar>
+          </w:tcPr>
+          <w:p>
+            <w:pPr>
+              <w:spacing w:after="400" w:before="400"/>
+              <w:jc w:val="center"/>
+            </w:pPr>
+            <w:r>
+              <w:drawing>
+                <wp:inline xmlns:a="http://schemas.openxmlformats.org/drawingml/2006/main" xmlns:pic="http://schemas.openxmlformats.org/drawingml/2006/picture">
+                  <wp:extent cx="5955030" cy="2580513"/>
+                  <wp:docPr id="9" name="Picture 9" descr="그림 3.2-2. 자산 관리 화면 예시. 보증 기간을 확인하는 위치를 표시한다."/>
+                  <wp:cNvGraphicFramePr>
+                    <a:graphicFrameLocks noChangeAspect="1"/>
+                  </wp:cNvGraphicFramePr>
+                  <a:graphic>
+                    <a:graphicData uri="http://schemas.openxmlformats.org/drawingml/2006/picture">
+                      <pic:pic>
+                        <pic:nvPicPr>
+                          <pic:cNvPr id="0" name="IT-HW-002-M_fig3.2-2.png"/>
+                          <pic:cNvPicPr/>
+                        </pic:nvPicPr>
+                        <pic:blipFill>
+                          <a:blip r:embed="rId21"/>
+                          <a:stretch>
+                            <a:fillRect/>
+                          </a:stretch>
+                        </pic:blipFill>
+                        <pic:spPr>
+                          <a:xfrm>
+                            <a:off x="0" y="0"/>
+                            <a:ext cx="5955030" cy="2580513"/>
+                          </a:xfrm>
+                          <a:prstGeom prst="rect"/>
+                        </pic:spPr>
+                      </pic:pic>
+                    </a:graphicData>
+                  </a:graphic>
+                </wp:inline>
+              </w:drawing>
+            </w:r>
+          </w:p>
+        </w:tc>
+      </w:tr>
+    </w:tbl>
+    <w:p>
+      <w:pPr>
+        <w:spacing w:after="100" w:before="60"/>
+      </w:pPr>
+      <w:r>
+        <w:rPr>
+          <w:rFonts w:ascii="맑은 고딕" w:cs="맑은 고딕" w:eastAsia="맑은 고딕" w:hAnsi="맑은 고딕"/>
+          <w:b/>
+          <w:bCs/>
+          <w:color w:val="4A5560"/>
+          <w:sz w:val="18"/>
+          <w:szCs w:val="18"/>
+        </w:rPr>
+        <w:t xml:space="preserve">그림 3.2-2. </w:t>
+      </w:r>
+      <w:r>
+        <w:rPr>
+          <w:rFonts w:ascii="맑은 고딕" w:cs="맑은 고딕" w:eastAsia="맑은 고딕" w:hAnsi="맑은 고딕"/>
+          <w:sz w:val="18"/>
+          <w:szCs w:val="18"/>
+        </w:rPr>
+        <w:t>자산 관리 화면 예시. 보증 기간을 확인하는 위치를 표시한다.</w:t>
       </w:r>
     </w:p>
     <w:p>
@@ -4230,6 +4626,105 @@
         </w:tc>
       </w:tr>
     </w:tbl>
+    <w:tbl>
+      <w:tblPr>
+        <w:tblW w:type="dxa" w:w="9638"/>
+        <w:tblBorders>
+          <w:top w:val="single" w:color="auto" w:sz="4"/>
+          <w:left w:val="single" w:color="auto" w:sz="4"/>
+          <w:bottom w:val="single" w:color="auto" w:sz="4"/>
+          <w:right w:val="single" w:color="auto" w:sz="4"/>
+          <w:insideH w:val="single" w:color="auto" w:sz="4"/>
+          <w:insideV w:val="single" w:color="auto" w:sz="4"/>
+        </w:tblBorders>
+      </w:tblPr>
+      <w:tblGrid>
+        <w:gridCol w:w="9638"/>
+      </w:tblGrid>
+      <w:tr>
+        <w:tc>
+          <w:tcPr>
+            <w:tcW w:type="dxa" w:w="9638"/>
+            <w:tcBorders>
+              <w:top w:val="single" w:color="C9D3DC" w:sz="4"/>
+              <w:left w:val="single" w:color="C9D3DC" w:sz="4"/>
+              <w:bottom w:val="single" w:color="C9D3DC" w:sz="4"/>
+              <w:right w:val="single" w:color="C9D3DC" w:sz="4"/>
+            </w:tcBorders>
+            <w:tcMar>
+              <w:top w:type="dxa" w:w="70"/>
+              <w:left w:type="dxa" w:w="110"/>
+              <w:bottom w:type="dxa" w:w="70"/>
+              <w:right w:type="dxa" w:w="110"/>
+            </w:tcMar>
+          </w:tcPr>
+          <w:p>
+            <w:pPr>
+              <w:spacing w:after="400" w:before="400"/>
+              <w:jc w:val="center"/>
+            </w:pPr>
+            <w:r>
+              <w:drawing>
+                <wp:inline xmlns:a="http://schemas.openxmlformats.org/drawingml/2006/main" xmlns:pic="http://schemas.openxmlformats.org/drawingml/2006/picture">
+                  <wp:extent cx="5955030" cy="2580513"/>
+                  <wp:docPr id="3" name="Picture 3" descr="그림 3.3. 처리 흐름도. 접수 시 확인 질문, 판단 기준, 처리 절차, 처리 후 안내와 이관 정보를 순서대로 표시한다."/>
+                  <wp:cNvGraphicFramePr>
+                    <a:graphicFrameLocks noChangeAspect="1"/>
+                  </wp:cNvGraphicFramePr>
+                  <a:graphic>
+                    <a:graphicData uri="http://schemas.openxmlformats.org/drawingml/2006/picture">
+                      <pic:pic>
+                        <pic:nvPicPr>
+                          <pic:cNvPr id="0" name="IT-HW-002-M_fig3.3.png"/>
+                          <pic:cNvPicPr/>
+                        </pic:nvPicPr>
+                        <pic:blipFill>
+                          <a:blip r:embed="rId15"/>
+                          <a:stretch>
+                            <a:fillRect/>
+                          </a:stretch>
+                        </pic:blipFill>
+                        <pic:spPr>
+                          <a:xfrm>
+                            <a:off x="0" y="0"/>
+                            <a:ext cx="5955030" cy="2580513"/>
+                          </a:xfrm>
+                          <a:prstGeom prst="rect"/>
+                        </pic:spPr>
+                      </pic:pic>
+                    </a:graphicData>
+                  </a:graphic>
+                </wp:inline>
+              </w:drawing>
+            </w:r>
+          </w:p>
+        </w:tc>
+      </w:tr>
+    </w:tbl>
+    <w:p>
+      <w:pPr>
+        <w:spacing w:after="100" w:before="60"/>
+      </w:pPr>
+      <w:r>
+        <w:rPr>
+          <w:rFonts w:ascii="맑은 고딕" w:cs="맑은 고딕" w:eastAsia="맑은 고딕" w:hAnsi="맑은 고딕"/>
+          <w:b/>
+          <w:bCs/>
+          <w:color w:val="4A5560"/>
+          <w:sz w:val="18"/>
+          <w:szCs w:val="18"/>
+        </w:rPr>
+        <w:t xml:space="preserve">그림 3.3-1. </w:t>
+      </w:r>
+      <w:r>
+        <w:rPr>
+          <w:rFonts w:ascii="맑은 고딕" w:cs="맑은 고딕" w:eastAsia="맑은 고딕" w:hAnsi="맑은 고딕"/>
+          <w:sz w:val="18"/>
+          <w:szCs w:val="18"/>
+        </w:rPr>
+        <w:t>처리 흐름도. 접수 시 확인 질문, 판단 기준, 처리 절차, 처리 후 안내와 이관 정보를 순서대로 표시한다.</w:t>
+      </w:r>
+    </w:p>
     <w:p>
       <w:pPr>
         <w:pStyle w:val="Heading3"/>
@@ -4373,6 +4868,105 @@
           <w:rFonts w:ascii="맑은 고딕" w:cs="맑은 고딕" w:eastAsia="맑은 고딕" w:hAnsi="맑은 고딕"/>
         </w:rPr>
         <w:t xml:space="preserve">기존 장비 회수 일정을 잡는다.</w:t>
+      </w:r>
+    </w:p>
+    <w:tbl>
+      <w:tblPr>
+        <w:tblW w:type="dxa" w:w="9638"/>
+        <w:tblBorders>
+          <w:top w:val="single" w:color="auto" w:sz="4"/>
+          <w:left w:val="single" w:color="auto" w:sz="4"/>
+          <w:bottom w:val="single" w:color="auto" w:sz="4"/>
+          <w:right w:val="single" w:color="auto" w:sz="4"/>
+          <w:insideH w:val="single" w:color="auto" w:sz="4"/>
+          <w:insideV w:val="single" w:color="auto" w:sz="4"/>
+        </w:tblBorders>
+      </w:tblPr>
+      <w:tblGrid>
+        <w:gridCol w:w="9638"/>
+      </w:tblGrid>
+      <w:tr>
+        <w:tc>
+          <w:tcPr>
+            <w:tcW w:type="dxa" w:w="9638"/>
+            <w:tcBorders>
+              <w:top w:val="single" w:color="C9D3DC" w:sz="4"/>
+              <w:left w:val="single" w:color="C9D3DC" w:sz="4"/>
+              <w:bottom w:val="single" w:color="C9D3DC" w:sz="4"/>
+              <w:right w:val="single" w:color="C9D3DC" w:sz="4"/>
+            </w:tcBorders>
+            <w:tcMar>
+              <w:top w:type="dxa" w:w="70"/>
+              <w:left w:type="dxa" w:w="110"/>
+              <w:bottom w:type="dxa" w:w="70"/>
+              <w:right w:type="dxa" w:w="110"/>
+            </w:tcMar>
+          </w:tcPr>
+          <w:p>
+            <w:pPr>
+              <w:spacing w:after="400" w:before="400"/>
+              <w:jc w:val="center"/>
+            </w:pPr>
+            <w:r>
+              <w:drawing>
+                <wp:inline xmlns:a="http://schemas.openxmlformats.org/drawingml/2006/main" xmlns:pic="http://schemas.openxmlformats.org/drawingml/2006/picture">
+                  <wp:extent cx="5955030" cy="2580513"/>
+                  <wp:docPr id="10" name="Picture 10" descr="그림 3.3-2. 자산 관리 화면 예시. 지급일을 확인하는 위치를 표시한다."/>
+                  <wp:cNvGraphicFramePr>
+                    <a:graphicFrameLocks noChangeAspect="1"/>
+                  </wp:cNvGraphicFramePr>
+                  <a:graphic>
+                    <a:graphicData uri="http://schemas.openxmlformats.org/drawingml/2006/picture">
+                      <pic:pic>
+                        <pic:nvPicPr>
+                          <pic:cNvPr id="0" name="IT-HW-002-M_fig3.3-2.png"/>
+                          <pic:cNvPicPr/>
+                        </pic:nvPicPr>
+                        <pic:blipFill>
+                          <a:blip r:embed="rId22"/>
+                          <a:stretch>
+                            <a:fillRect/>
+                          </a:stretch>
+                        </pic:blipFill>
+                        <pic:spPr>
+                          <a:xfrm>
+                            <a:off x="0" y="0"/>
+                            <a:ext cx="5955030" cy="2580513"/>
+                          </a:xfrm>
+                          <a:prstGeom prst="rect"/>
+                        </pic:spPr>
+                      </pic:pic>
+                    </a:graphicData>
+                  </a:graphic>
+                </wp:inline>
+              </w:drawing>
+            </w:r>
+          </w:p>
+        </w:tc>
+      </w:tr>
+    </w:tbl>
+    <w:p>
+      <w:pPr>
+        <w:spacing w:after="100" w:before="60"/>
+      </w:pPr>
+      <w:r>
+        <w:rPr>
+          <w:rFonts w:ascii="맑은 고딕" w:cs="맑은 고딕" w:eastAsia="맑은 고딕" w:hAnsi="맑은 고딕"/>
+          <w:b/>
+          <w:bCs/>
+          <w:color w:val="4A5560"/>
+          <w:sz w:val="18"/>
+          <w:szCs w:val="18"/>
+        </w:rPr>
+        <w:t xml:space="preserve">그림 3.3-2. </w:t>
+      </w:r>
+      <w:r>
+        <w:rPr>
+          <w:rFonts w:ascii="맑은 고딕" w:cs="맑은 고딕" w:eastAsia="맑은 고딕" w:hAnsi="맑은 고딕"/>
+          <w:sz w:val="18"/>
+          <w:szCs w:val="18"/>
+        </w:rPr>
+        <w:t>자산 관리 화면 예시. 지급일을 확인하는 위치를 표시한다.</w:t>
       </w:r>
     </w:p>
     <w:p>
@@ -4727,6 +5321,105 @@
         </w:tc>
       </w:tr>
     </w:tbl>
+    <w:tbl>
+      <w:tblPr>
+        <w:tblW w:type="dxa" w:w="9638"/>
+        <w:tblBorders>
+          <w:top w:val="single" w:color="auto" w:sz="4"/>
+          <w:left w:val="single" w:color="auto" w:sz="4"/>
+          <w:bottom w:val="single" w:color="auto" w:sz="4"/>
+          <w:right w:val="single" w:color="auto" w:sz="4"/>
+          <w:insideH w:val="single" w:color="auto" w:sz="4"/>
+          <w:insideV w:val="single" w:color="auto" w:sz="4"/>
+        </w:tblBorders>
+      </w:tblPr>
+      <w:tblGrid>
+        <w:gridCol w:w="9638"/>
+      </w:tblGrid>
+      <w:tr>
+        <w:tc>
+          <w:tcPr>
+            <w:tcW w:type="dxa" w:w="9638"/>
+            <w:tcBorders>
+              <w:top w:val="single" w:color="C9D3DC" w:sz="4"/>
+              <w:left w:val="single" w:color="C9D3DC" w:sz="4"/>
+              <w:bottom w:val="single" w:color="C9D3DC" w:sz="4"/>
+              <w:right w:val="single" w:color="C9D3DC" w:sz="4"/>
+            </w:tcBorders>
+            <w:tcMar>
+              <w:top w:type="dxa" w:w="70"/>
+              <w:left w:type="dxa" w:w="110"/>
+              <w:bottom w:type="dxa" w:w="70"/>
+              <w:right w:type="dxa" w:w="110"/>
+            </w:tcMar>
+          </w:tcPr>
+          <w:p>
+            <w:pPr>
+              <w:spacing w:after="400" w:before="400"/>
+              <w:jc w:val="center"/>
+            </w:pPr>
+            <w:r>
+              <w:drawing>
+                <wp:inline xmlns:a="http://schemas.openxmlformats.org/drawingml/2006/main" xmlns:pic="http://schemas.openxmlformats.org/drawingml/2006/picture">
+                  <wp:extent cx="5955030" cy="2580513"/>
+                  <wp:docPr id="4" name="Picture 4" descr="그림 3.4. 처리 흐름도. 접수 시 확인 질문, 판단 기준, 처리 절차, 처리 후 안내와 이관 정보를 순서대로 표시한다."/>
+                  <wp:cNvGraphicFramePr>
+                    <a:graphicFrameLocks noChangeAspect="1"/>
+                  </wp:cNvGraphicFramePr>
+                  <a:graphic>
+                    <a:graphicData uri="http://schemas.openxmlformats.org/drawingml/2006/picture">
+                      <pic:pic>
+                        <pic:nvPicPr>
+                          <pic:cNvPr id="0" name="IT-HW-002-M_fig3.4.png"/>
+                          <pic:cNvPicPr/>
+                        </pic:nvPicPr>
+                        <pic:blipFill>
+                          <a:blip r:embed="rId16"/>
+                          <a:stretch>
+                            <a:fillRect/>
+                          </a:stretch>
+                        </pic:blipFill>
+                        <pic:spPr>
+                          <a:xfrm>
+                            <a:off x="0" y="0"/>
+                            <a:ext cx="5955030" cy="2580513"/>
+                          </a:xfrm>
+                          <a:prstGeom prst="rect"/>
+                        </pic:spPr>
+                      </pic:pic>
+                    </a:graphicData>
+                  </a:graphic>
+                </wp:inline>
+              </w:drawing>
+            </w:r>
+          </w:p>
+        </w:tc>
+      </w:tr>
+    </w:tbl>
+    <w:p>
+      <w:pPr>
+        <w:spacing w:after="100" w:before="60"/>
+      </w:pPr>
+      <w:r>
+        <w:rPr>
+          <w:rFonts w:ascii="맑은 고딕" w:cs="맑은 고딕" w:eastAsia="맑은 고딕" w:hAnsi="맑은 고딕"/>
+          <w:b/>
+          <w:bCs/>
+          <w:color w:val="4A5560"/>
+          <w:sz w:val="18"/>
+          <w:szCs w:val="18"/>
+        </w:rPr>
+        <w:t xml:space="preserve">그림 3.4-1. </w:t>
+      </w:r>
+      <w:r>
+        <w:rPr>
+          <w:rFonts w:ascii="맑은 고딕" w:cs="맑은 고딕" w:eastAsia="맑은 고딕" w:hAnsi="맑은 고딕"/>
+          <w:sz w:val="18"/>
+          <w:szCs w:val="18"/>
+        </w:rPr>
+        <w:t>처리 흐름도. 접수 시 확인 질문, 판단 기준, 처리 절차, 처리 후 안내와 이관 정보를 순서대로 표시한다.</w:t>
+      </w:r>
+    </w:p>
     <w:p>
       <w:pPr>
         <w:pStyle w:val="Heading3"/>
@@ -4870,6 +5563,105 @@
           <w:rFonts w:ascii="맑은 고딕" w:cs="맑은 고딕" w:eastAsia="맑은 고딕" w:hAnsi="맑은 고딕"/>
         </w:rPr>
         <w:t xml:space="preserve">장비를 세팅해 지급하고 기존 장비를 회수한다.</w:t>
+      </w:r>
+    </w:p>
+    <w:tbl>
+      <w:tblPr>
+        <w:tblW w:type="dxa" w:w="9638"/>
+        <w:tblBorders>
+          <w:top w:val="single" w:color="auto" w:sz="4"/>
+          <w:left w:val="single" w:color="auto" w:sz="4"/>
+          <w:bottom w:val="single" w:color="auto" w:sz="4"/>
+          <w:right w:val="single" w:color="auto" w:sz="4"/>
+          <w:insideH w:val="single" w:color="auto" w:sz="4"/>
+          <w:insideV w:val="single" w:color="auto" w:sz="4"/>
+        </w:tblBorders>
+      </w:tblPr>
+      <w:tblGrid>
+        <w:gridCol w:w="9638"/>
+      </w:tblGrid>
+      <w:tr>
+        <w:tc>
+          <w:tcPr>
+            <w:tcW w:type="dxa" w:w="9638"/>
+            <w:tcBorders>
+              <w:top w:val="single" w:color="C9D3DC" w:sz="4"/>
+              <w:left w:val="single" w:color="C9D3DC" w:sz="4"/>
+              <w:bottom w:val="single" w:color="C9D3DC" w:sz="4"/>
+              <w:right w:val="single" w:color="C9D3DC" w:sz="4"/>
+            </w:tcBorders>
+            <w:tcMar>
+              <w:top w:type="dxa" w:w="70"/>
+              <w:left w:type="dxa" w:w="110"/>
+              <w:bottom w:type="dxa" w:w="70"/>
+              <w:right w:type="dxa" w:w="110"/>
+            </w:tcMar>
+          </w:tcPr>
+          <w:p>
+            <w:pPr>
+              <w:spacing w:after="400" w:before="400"/>
+              <w:jc w:val="center"/>
+            </w:pPr>
+            <w:r>
+              <w:drawing>
+                <wp:inline xmlns:a="http://schemas.openxmlformats.org/drawingml/2006/main" xmlns:pic="http://schemas.openxmlformats.org/drawingml/2006/picture">
+                  <wp:extent cx="5955030" cy="2580513"/>
+                  <wp:docPr id="11" name="Picture 11" descr="그림 3.4-2. 자산 관리 화면의 재고 현황 예시. 고사양 장비 재고를 확인하는 위치를 표시한다."/>
+                  <wp:cNvGraphicFramePr>
+                    <a:graphicFrameLocks noChangeAspect="1"/>
+                  </wp:cNvGraphicFramePr>
+                  <a:graphic>
+                    <a:graphicData uri="http://schemas.openxmlformats.org/drawingml/2006/picture">
+                      <pic:pic>
+                        <pic:nvPicPr>
+                          <pic:cNvPr id="0" name="IT-HW-002-M_fig3.4-2.png"/>
+                          <pic:cNvPicPr/>
+                        </pic:nvPicPr>
+                        <pic:blipFill>
+                          <a:blip r:embed="rId23"/>
+                          <a:stretch>
+                            <a:fillRect/>
+                          </a:stretch>
+                        </pic:blipFill>
+                        <pic:spPr>
+                          <a:xfrm>
+                            <a:off x="0" y="0"/>
+                            <a:ext cx="5955030" cy="2580513"/>
+                          </a:xfrm>
+                          <a:prstGeom prst="rect"/>
+                        </pic:spPr>
+                      </pic:pic>
+                    </a:graphicData>
+                  </a:graphic>
+                </wp:inline>
+              </w:drawing>
+            </w:r>
+          </w:p>
+        </w:tc>
+      </w:tr>
+    </w:tbl>
+    <w:p>
+      <w:pPr>
+        <w:spacing w:after="100" w:before="60"/>
+      </w:pPr>
+      <w:r>
+        <w:rPr>
+          <w:rFonts w:ascii="맑은 고딕" w:cs="맑은 고딕" w:eastAsia="맑은 고딕" w:hAnsi="맑은 고딕"/>
+          <w:b/>
+          <w:bCs/>
+          <w:color w:val="4A5560"/>
+          <w:sz w:val="18"/>
+          <w:szCs w:val="18"/>
+        </w:rPr>
+        <w:t xml:space="preserve">그림 3.4-2. </w:t>
+      </w:r>
+      <w:r>
+        <w:rPr>
+          <w:rFonts w:ascii="맑은 고딕" w:cs="맑은 고딕" w:eastAsia="맑은 고딕" w:hAnsi="맑은 고딕"/>
+          <w:sz w:val="18"/>
+          <w:szCs w:val="18"/>
+        </w:rPr>
+        <w:t>자산 관리 화면의 재고 현황 예시. 고사양 장비 재고를 확인하는 위치를 표시한다.</w:t>
       </w:r>
     </w:p>
     <w:p>
@@ -5224,6 +6016,105 @@
         </w:tc>
       </w:tr>
     </w:tbl>
+    <w:tbl>
+      <w:tblPr>
+        <w:tblW w:type="dxa" w:w="9638"/>
+        <w:tblBorders>
+          <w:top w:val="single" w:color="auto" w:sz="4"/>
+          <w:left w:val="single" w:color="auto" w:sz="4"/>
+          <w:bottom w:val="single" w:color="auto" w:sz="4"/>
+          <w:right w:val="single" w:color="auto" w:sz="4"/>
+          <w:insideH w:val="single" w:color="auto" w:sz="4"/>
+          <w:insideV w:val="single" w:color="auto" w:sz="4"/>
+        </w:tblBorders>
+      </w:tblPr>
+      <w:tblGrid>
+        <w:gridCol w:w="9638"/>
+      </w:tblGrid>
+      <w:tr>
+        <w:tc>
+          <w:tcPr>
+            <w:tcW w:type="dxa" w:w="9638"/>
+            <w:tcBorders>
+              <w:top w:val="single" w:color="C9D3DC" w:sz="4"/>
+              <w:left w:val="single" w:color="C9D3DC" w:sz="4"/>
+              <w:bottom w:val="single" w:color="C9D3DC" w:sz="4"/>
+              <w:right w:val="single" w:color="C9D3DC" w:sz="4"/>
+            </w:tcBorders>
+            <w:tcMar>
+              <w:top w:type="dxa" w:w="70"/>
+              <w:left w:type="dxa" w:w="110"/>
+              <w:bottom w:type="dxa" w:w="70"/>
+              <w:right w:type="dxa" w:w="110"/>
+            </w:tcMar>
+          </w:tcPr>
+          <w:p>
+            <w:pPr>
+              <w:spacing w:after="400" w:before="400"/>
+              <w:jc w:val="center"/>
+            </w:pPr>
+            <w:r>
+              <w:drawing>
+                <wp:inline xmlns:a="http://schemas.openxmlformats.org/drawingml/2006/main" xmlns:pic="http://schemas.openxmlformats.org/drawingml/2006/picture">
+                  <wp:extent cx="5955030" cy="2580513"/>
+                  <wp:docPr id="5" name="Picture 5" descr="그림 3.5. 처리 흐름도. 접수 시 확인 질문, 판단 기준, 처리 절차, 처리 후 안내와 이관 정보를 순서대로 표시한다."/>
+                  <wp:cNvGraphicFramePr>
+                    <a:graphicFrameLocks noChangeAspect="1"/>
+                  </wp:cNvGraphicFramePr>
+                  <a:graphic>
+                    <a:graphicData uri="http://schemas.openxmlformats.org/drawingml/2006/picture">
+                      <pic:pic>
+                        <pic:nvPicPr>
+                          <pic:cNvPr id="0" name="IT-HW-002-M_fig3.5.png"/>
+                          <pic:cNvPicPr/>
+                        </pic:nvPicPr>
+                        <pic:blipFill>
+                          <a:blip r:embed="rId17"/>
+                          <a:stretch>
+                            <a:fillRect/>
+                          </a:stretch>
+                        </pic:blipFill>
+                        <pic:spPr>
+                          <a:xfrm>
+                            <a:off x="0" y="0"/>
+                            <a:ext cx="5955030" cy="2580513"/>
+                          </a:xfrm>
+                          <a:prstGeom prst="rect"/>
+                        </pic:spPr>
+                      </pic:pic>
+                    </a:graphicData>
+                  </a:graphic>
+                </wp:inline>
+              </w:drawing>
+            </w:r>
+          </w:p>
+        </w:tc>
+      </w:tr>
+    </w:tbl>
+    <w:p>
+      <w:pPr>
+        <w:spacing w:after="100" w:before="60"/>
+      </w:pPr>
+      <w:r>
+        <w:rPr>
+          <w:rFonts w:ascii="맑은 고딕" w:cs="맑은 고딕" w:eastAsia="맑은 고딕" w:hAnsi="맑은 고딕"/>
+          <w:b/>
+          <w:bCs/>
+          <w:color w:val="4A5560"/>
+          <w:sz w:val="18"/>
+          <w:szCs w:val="18"/>
+        </w:rPr>
+        <w:t xml:space="preserve">그림 3.5-1. </w:t>
+      </w:r>
+      <w:r>
+        <w:rPr>
+          <w:rFonts w:ascii="맑은 고딕" w:cs="맑은 고딕" w:eastAsia="맑은 고딕" w:hAnsi="맑은 고딕"/>
+          <w:sz w:val="18"/>
+          <w:szCs w:val="18"/>
+        </w:rPr>
+        <w:t>처리 흐름도. 접수 시 확인 질문, 판단 기준, 처리 절차, 처리 후 안내와 이관 정보를 순서대로 표시한다.</w:t>
+      </w:r>
+    </w:p>
     <w:p>
       <w:pPr>
         <w:pStyle w:val="Heading3"/>
@@ -5383,6 +6274,105 @@
           <w:rFonts w:ascii="맑은 고딕" w:cs="맑은 고딕" w:eastAsia="맑은 고딕" w:hAnsi="맑은 고딕"/>
         </w:rPr>
         <w:t xml:space="preserve">입사일에 전달한다.</w:t>
+      </w:r>
+    </w:p>
+    <w:tbl>
+      <w:tblPr>
+        <w:tblW w:type="dxa" w:w="9638"/>
+        <w:tblBorders>
+          <w:top w:val="single" w:color="auto" w:sz="4"/>
+          <w:left w:val="single" w:color="auto" w:sz="4"/>
+          <w:bottom w:val="single" w:color="auto" w:sz="4"/>
+          <w:right w:val="single" w:color="auto" w:sz="4"/>
+          <w:insideH w:val="single" w:color="auto" w:sz="4"/>
+          <w:insideV w:val="single" w:color="auto" w:sz="4"/>
+        </w:tblBorders>
+      </w:tblPr>
+      <w:tblGrid>
+        <w:gridCol w:w="9638"/>
+      </w:tblGrid>
+      <w:tr>
+        <w:tc>
+          <w:tcPr>
+            <w:tcW w:type="dxa" w:w="9638"/>
+            <w:tcBorders>
+              <w:top w:val="single" w:color="C9D3DC" w:sz="4"/>
+              <w:left w:val="single" w:color="C9D3DC" w:sz="4"/>
+              <w:bottom w:val="single" w:color="C9D3DC" w:sz="4"/>
+              <w:right w:val="single" w:color="C9D3DC" w:sz="4"/>
+            </w:tcBorders>
+            <w:tcMar>
+              <w:top w:type="dxa" w:w="70"/>
+              <w:left w:type="dxa" w:w="110"/>
+              <w:bottom w:type="dxa" w:w="70"/>
+              <w:right w:type="dxa" w:w="110"/>
+            </w:tcMar>
+          </w:tcPr>
+          <w:p>
+            <w:pPr>
+              <w:spacing w:after="400" w:before="400"/>
+              <w:jc w:val="center"/>
+            </w:pPr>
+            <w:r>
+              <w:drawing>
+                <wp:inline xmlns:a="http://schemas.openxmlformats.org/drawingml/2006/main" xmlns:pic="http://schemas.openxmlformats.org/drawingml/2006/picture">
+                  <wp:extent cx="5955030" cy="2580513"/>
+                  <wp:docPr id="12" name="Picture 12" descr="그림 3.5-2. 자산 관리 화면의 재고 현황 예시. 신규 입사자용 장비 재고를 확인하는 위치를 표시한다."/>
+                  <wp:cNvGraphicFramePr>
+                    <a:graphicFrameLocks noChangeAspect="1"/>
+                  </wp:cNvGraphicFramePr>
+                  <a:graphic>
+                    <a:graphicData uri="http://schemas.openxmlformats.org/drawingml/2006/picture">
+                      <pic:pic>
+                        <pic:nvPicPr>
+                          <pic:cNvPr id="0" name="IT-HW-002-M_fig3.5-2.png"/>
+                          <pic:cNvPicPr/>
+                        </pic:nvPicPr>
+                        <pic:blipFill>
+                          <a:blip r:embed="rId24"/>
+                          <a:stretch>
+                            <a:fillRect/>
+                          </a:stretch>
+                        </pic:blipFill>
+                        <pic:spPr>
+                          <a:xfrm>
+                            <a:off x="0" y="0"/>
+                            <a:ext cx="5955030" cy="2580513"/>
+                          </a:xfrm>
+                          <a:prstGeom prst="rect"/>
+                        </pic:spPr>
+                      </pic:pic>
+                    </a:graphicData>
+                  </a:graphic>
+                </wp:inline>
+              </w:drawing>
+            </w:r>
+          </w:p>
+        </w:tc>
+      </w:tr>
+    </w:tbl>
+    <w:p>
+      <w:pPr>
+        <w:spacing w:after="100" w:before="60"/>
+      </w:pPr>
+      <w:r>
+        <w:rPr>
+          <w:rFonts w:ascii="맑은 고딕" w:cs="맑은 고딕" w:eastAsia="맑은 고딕" w:hAnsi="맑은 고딕"/>
+          <w:b/>
+          <w:bCs/>
+          <w:color w:val="4A5560"/>
+          <w:sz w:val="18"/>
+          <w:szCs w:val="18"/>
+        </w:rPr>
+        <w:t xml:space="preserve">그림 3.5-2. </w:t>
+      </w:r>
+      <w:r>
+        <w:rPr>
+          <w:rFonts w:ascii="맑은 고딕" w:cs="맑은 고딕" w:eastAsia="맑은 고딕" w:hAnsi="맑은 고딕"/>
+          <w:sz w:val="18"/>
+          <w:szCs w:val="18"/>
+        </w:rPr>
+        <w:t>자산 관리 화면의 재고 현황 예시. 신규 입사자용 장비 재고를 확인하는 위치를 표시한다.</w:t>
       </w:r>
     </w:p>
     <w:p>
@@ -5769,6 +6759,105 @@
         </w:tc>
       </w:tr>
     </w:tbl>
+    <w:tbl>
+      <w:tblPr>
+        <w:tblW w:type="dxa" w:w="9638"/>
+        <w:tblBorders>
+          <w:top w:val="single" w:color="auto" w:sz="4"/>
+          <w:left w:val="single" w:color="auto" w:sz="4"/>
+          <w:bottom w:val="single" w:color="auto" w:sz="4"/>
+          <w:right w:val="single" w:color="auto" w:sz="4"/>
+          <w:insideH w:val="single" w:color="auto" w:sz="4"/>
+          <w:insideV w:val="single" w:color="auto" w:sz="4"/>
+        </w:tblBorders>
+      </w:tblPr>
+      <w:tblGrid>
+        <w:gridCol w:w="9638"/>
+      </w:tblGrid>
+      <w:tr>
+        <w:tc>
+          <w:tcPr>
+            <w:tcW w:type="dxa" w:w="9638"/>
+            <w:tcBorders>
+              <w:top w:val="single" w:color="C9D3DC" w:sz="4"/>
+              <w:left w:val="single" w:color="C9D3DC" w:sz="4"/>
+              <w:bottom w:val="single" w:color="C9D3DC" w:sz="4"/>
+              <w:right w:val="single" w:color="C9D3DC" w:sz="4"/>
+            </w:tcBorders>
+            <w:tcMar>
+              <w:top w:type="dxa" w:w="70"/>
+              <w:left w:type="dxa" w:w="110"/>
+              <w:bottom w:type="dxa" w:w="70"/>
+              <w:right w:type="dxa" w:w="110"/>
+            </w:tcMar>
+          </w:tcPr>
+          <w:p>
+            <w:pPr>
+              <w:spacing w:after="400" w:before="400"/>
+              <w:jc w:val="center"/>
+            </w:pPr>
+            <w:r>
+              <w:drawing>
+                <wp:inline xmlns:a="http://schemas.openxmlformats.org/drawingml/2006/main" xmlns:pic="http://schemas.openxmlformats.org/drawingml/2006/picture">
+                  <wp:extent cx="5955030" cy="2580513"/>
+                  <wp:docPr id="6" name="Picture 6" descr="그림 3.6. 처리 흐름도. 접수 시 확인 질문, 판단 기준, 처리 절차, 처리 후 안내와 이관 정보를 순서대로 표시한다."/>
+                  <wp:cNvGraphicFramePr>
+                    <a:graphicFrameLocks noChangeAspect="1"/>
+                  </wp:cNvGraphicFramePr>
+                  <a:graphic>
+                    <a:graphicData uri="http://schemas.openxmlformats.org/drawingml/2006/picture">
+                      <pic:pic>
+                        <pic:nvPicPr>
+                          <pic:cNvPr id="0" name="IT-HW-002-M_fig3.6.png"/>
+                          <pic:cNvPicPr/>
+                        </pic:nvPicPr>
+                        <pic:blipFill>
+                          <a:blip r:embed="rId18"/>
+                          <a:stretch>
+                            <a:fillRect/>
+                          </a:stretch>
+                        </pic:blipFill>
+                        <pic:spPr>
+                          <a:xfrm>
+                            <a:off x="0" y="0"/>
+                            <a:ext cx="5955030" cy="2580513"/>
+                          </a:xfrm>
+                          <a:prstGeom prst="rect"/>
+                        </pic:spPr>
+                      </pic:pic>
+                    </a:graphicData>
+                  </a:graphic>
+                </wp:inline>
+              </w:drawing>
+            </w:r>
+          </w:p>
+        </w:tc>
+      </w:tr>
+    </w:tbl>
+    <w:p>
+      <w:pPr>
+        <w:spacing w:after="100" w:before="60"/>
+      </w:pPr>
+      <w:r>
+        <w:rPr>
+          <w:rFonts w:ascii="맑은 고딕" w:cs="맑은 고딕" w:eastAsia="맑은 고딕" w:hAnsi="맑은 고딕"/>
+          <w:b/>
+          <w:bCs/>
+          <w:color w:val="4A5560"/>
+          <w:sz w:val="18"/>
+          <w:szCs w:val="18"/>
+        </w:rPr>
+        <w:t xml:space="preserve">그림 3.6-1. </w:t>
+      </w:r>
+      <w:r>
+        <w:rPr>
+          <w:rFonts w:ascii="맑은 고딕" w:cs="맑은 고딕" w:eastAsia="맑은 고딕" w:hAnsi="맑은 고딕"/>
+          <w:sz w:val="18"/>
+          <w:szCs w:val="18"/>
+        </w:rPr>
+        <w:t>처리 흐름도. 접수 시 확인 질문, 판단 기준, 처리 절차, 처리 후 안내와 이관 정보를 순서대로 표시한다.</w:t>
+      </w:r>
+    </w:p>
     <w:p>
       <w:pPr>
         <w:pStyle w:val="Heading3"/>
@@ -5880,6 +6969,105 @@
           <w:rFonts w:ascii="맑은 고딕" w:cs="맑은 고딕" w:eastAsia="맑은 고딕" w:hAnsi="맑은 고딕"/>
         </w:rPr>
         <w:t xml:space="preserve">주변기기를 지급한다.</w:t>
+      </w:r>
+    </w:p>
+    <w:tbl>
+      <w:tblPr>
+        <w:tblW w:type="dxa" w:w="9638"/>
+        <w:tblBorders>
+          <w:top w:val="single" w:color="auto" w:sz="4"/>
+          <w:left w:val="single" w:color="auto" w:sz="4"/>
+          <w:bottom w:val="single" w:color="auto" w:sz="4"/>
+          <w:right w:val="single" w:color="auto" w:sz="4"/>
+          <w:insideH w:val="single" w:color="auto" w:sz="4"/>
+          <w:insideV w:val="single" w:color="auto" w:sz="4"/>
+        </w:tblBorders>
+      </w:tblPr>
+      <w:tblGrid>
+        <w:gridCol w:w="9638"/>
+      </w:tblGrid>
+      <w:tr>
+        <w:tc>
+          <w:tcPr>
+            <w:tcW w:type="dxa" w:w="9638"/>
+            <w:tcBorders>
+              <w:top w:val="single" w:color="C9D3DC" w:sz="4"/>
+              <w:left w:val="single" w:color="C9D3DC" w:sz="4"/>
+              <w:bottom w:val="single" w:color="C9D3DC" w:sz="4"/>
+              <w:right w:val="single" w:color="C9D3DC" w:sz="4"/>
+            </w:tcBorders>
+            <w:tcMar>
+              <w:top w:type="dxa" w:w="70"/>
+              <w:left w:type="dxa" w:w="110"/>
+              <w:bottom w:type="dxa" w:w="70"/>
+              <w:right w:type="dxa" w:w="110"/>
+            </w:tcMar>
+          </w:tcPr>
+          <w:p>
+            <w:pPr>
+              <w:spacing w:after="400" w:before="400"/>
+              <w:jc w:val="center"/>
+            </w:pPr>
+            <w:r>
+              <w:drawing>
+                <wp:inline xmlns:a="http://schemas.openxmlformats.org/drawingml/2006/main" xmlns:pic="http://schemas.openxmlformats.org/drawingml/2006/picture">
+                  <wp:extent cx="5955030" cy="2580513"/>
+                  <wp:docPr id="13" name="Picture 13" descr="그림 3.6-2. 자산 관리 화면의 재고 현황 예시. 주변기기 재고를 확인하는 위치를 표시한다."/>
+                  <wp:cNvGraphicFramePr>
+                    <a:graphicFrameLocks noChangeAspect="1"/>
+                  </wp:cNvGraphicFramePr>
+                  <a:graphic>
+                    <a:graphicData uri="http://schemas.openxmlformats.org/drawingml/2006/picture">
+                      <pic:pic>
+                        <pic:nvPicPr>
+                          <pic:cNvPr id="0" name="IT-HW-002-M_fig3.6-2.png"/>
+                          <pic:cNvPicPr/>
+                        </pic:nvPicPr>
+                        <pic:blipFill>
+                          <a:blip r:embed="rId25"/>
+                          <a:stretch>
+                            <a:fillRect/>
+                          </a:stretch>
+                        </pic:blipFill>
+                        <pic:spPr>
+                          <a:xfrm>
+                            <a:off x="0" y="0"/>
+                            <a:ext cx="5955030" cy="2580513"/>
+                          </a:xfrm>
+                          <a:prstGeom prst="rect"/>
+                        </pic:spPr>
+                      </pic:pic>
+                    </a:graphicData>
+                  </a:graphic>
+                </wp:inline>
+              </w:drawing>
+            </w:r>
+          </w:p>
+        </w:tc>
+      </w:tr>
+    </w:tbl>
+    <w:p>
+      <w:pPr>
+        <w:spacing w:after="100" w:before="60"/>
+      </w:pPr>
+      <w:r>
+        <w:rPr>
+          <w:rFonts w:ascii="맑은 고딕" w:cs="맑은 고딕" w:eastAsia="맑은 고딕" w:hAnsi="맑은 고딕"/>
+          <w:b/>
+          <w:bCs/>
+          <w:color w:val="4A5560"/>
+          <w:sz w:val="18"/>
+          <w:szCs w:val="18"/>
+        </w:rPr>
+        <w:t xml:space="preserve">그림 3.6-2. </w:t>
+      </w:r>
+      <w:r>
+        <w:rPr>
+          <w:rFonts w:ascii="맑은 고딕" w:cs="맑은 고딕" w:eastAsia="맑은 고딕" w:hAnsi="맑은 고딕"/>
+          <w:sz w:val="18"/>
+          <w:szCs w:val="18"/>
+        </w:rPr>
+        <w:t>자산 관리 화면의 재고 현황 예시. 주변기기 재고를 확인하는 위치를 표시한다.</w:t>
       </w:r>
     </w:p>
     <w:p>
@@ -6250,6 +7438,105 @@
         </w:tc>
       </w:tr>
     </w:tbl>
+    <w:tbl>
+      <w:tblPr>
+        <w:tblW w:type="dxa" w:w="9638"/>
+        <w:tblBorders>
+          <w:top w:val="single" w:color="auto" w:sz="4"/>
+          <w:left w:val="single" w:color="auto" w:sz="4"/>
+          <w:bottom w:val="single" w:color="auto" w:sz="4"/>
+          <w:right w:val="single" w:color="auto" w:sz="4"/>
+          <w:insideH w:val="single" w:color="auto" w:sz="4"/>
+          <w:insideV w:val="single" w:color="auto" w:sz="4"/>
+        </w:tblBorders>
+      </w:tblPr>
+      <w:tblGrid>
+        <w:gridCol w:w="9638"/>
+      </w:tblGrid>
+      <w:tr>
+        <w:tc>
+          <w:tcPr>
+            <w:tcW w:type="dxa" w:w="9638"/>
+            <w:tcBorders>
+              <w:top w:val="single" w:color="C9D3DC" w:sz="4"/>
+              <w:left w:val="single" w:color="C9D3DC" w:sz="4"/>
+              <w:bottom w:val="single" w:color="C9D3DC" w:sz="4"/>
+              <w:right w:val="single" w:color="C9D3DC" w:sz="4"/>
+            </w:tcBorders>
+            <w:tcMar>
+              <w:top w:type="dxa" w:w="70"/>
+              <w:left w:type="dxa" w:w="110"/>
+              <w:bottom w:type="dxa" w:w="70"/>
+              <w:right w:type="dxa" w:w="110"/>
+            </w:tcMar>
+          </w:tcPr>
+          <w:p>
+            <w:pPr>
+              <w:spacing w:after="400" w:before="400"/>
+              <w:jc w:val="center"/>
+            </w:pPr>
+            <w:r>
+              <w:drawing>
+                <wp:inline xmlns:a="http://schemas.openxmlformats.org/drawingml/2006/main" xmlns:pic="http://schemas.openxmlformats.org/drawingml/2006/picture">
+                  <wp:extent cx="5955030" cy="2580513"/>
+                  <wp:docPr id="7" name="Picture 7" descr="그림 3.7. 처리 흐름도. 접수 시 확인 질문, 판단 기준, 처리 절차, 처리 후 안내와 이관 정보를 순서대로 표시한다."/>
+                  <wp:cNvGraphicFramePr>
+                    <a:graphicFrameLocks noChangeAspect="1"/>
+                  </wp:cNvGraphicFramePr>
+                  <a:graphic>
+                    <a:graphicData uri="http://schemas.openxmlformats.org/drawingml/2006/picture">
+                      <pic:pic>
+                        <pic:nvPicPr>
+                          <pic:cNvPr id="0" name="IT-HW-002-M_fig3.7.png"/>
+                          <pic:cNvPicPr/>
+                        </pic:nvPicPr>
+                        <pic:blipFill>
+                          <a:blip r:embed="rId19"/>
+                          <a:stretch>
+                            <a:fillRect/>
+                          </a:stretch>
+                        </pic:blipFill>
+                        <pic:spPr>
+                          <a:xfrm>
+                            <a:off x="0" y="0"/>
+                            <a:ext cx="5955030" cy="2580513"/>
+                          </a:xfrm>
+                          <a:prstGeom prst="rect"/>
+                        </pic:spPr>
+                      </pic:pic>
+                    </a:graphicData>
+                  </a:graphic>
+                </wp:inline>
+              </w:drawing>
+            </w:r>
+          </w:p>
+        </w:tc>
+      </w:tr>
+    </w:tbl>
+    <w:p>
+      <w:pPr>
+        <w:spacing w:after="100" w:before="60"/>
+      </w:pPr>
+      <w:r>
+        <w:rPr>
+          <w:rFonts w:ascii="맑은 고딕" w:cs="맑은 고딕" w:eastAsia="맑은 고딕" w:hAnsi="맑은 고딕"/>
+          <w:b/>
+          <w:bCs/>
+          <w:color w:val="4A5560"/>
+          <w:sz w:val="18"/>
+          <w:szCs w:val="18"/>
+        </w:rPr>
+        <w:t xml:space="preserve">그림 3.7-1. </w:t>
+      </w:r>
+      <w:r>
+        <w:rPr>
+          <w:rFonts w:ascii="맑은 고딕" w:cs="맑은 고딕" w:eastAsia="맑은 고딕" w:hAnsi="맑은 고딕"/>
+          <w:sz w:val="18"/>
+          <w:szCs w:val="18"/>
+        </w:rPr>
+        <w:t>처리 흐름도. 접수 시 확인 질문, 판단 기준, 처리 절차, 처리 후 안내와 이관 정보를 순서대로 표시한다.</w:t>
+      </w:r>
+    </w:p>
     <w:p>
       <w:pPr>
         <w:pStyle w:val="Heading3"/>
@@ -6377,6 +7664,105 @@
           <w:rFonts w:ascii="맑은 고딕" w:cs="맑은 고딕" w:eastAsia="맑은 고딕" w:hAnsi="맑은 고딕"/>
         </w:rPr>
         <w:t xml:space="preserve">장비를 초기화한다.</w:t>
+      </w:r>
+    </w:p>
+    <w:tbl>
+      <w:tblPr>
+        <w:tblW w:type="dxa" w:w="9638"/>
+        <w:tblBorders>
+          <w:top w:val="single" w:color="auto" w:sz="4"/>
+          <w:left w:val="single" w:color="auto" w:sz="4"/>
+          <w:bottom w:val="single" w:color="auto" w:sz="4"/>
+          <w:right w:val="single" w:color="auto" w:sz="4"/>
+          <w:insideH w:val="single" w:color="auto" w:sz="4"/>
+          <w:insideV w:val="single" w:color="auto" w:sz="4"/>
+        </w:tblBorders>
+      </w:tblPr>
+      <w:tblGrid>
+        <w:gridCol w:w="9638"/>
+      </w:tblGrid>
+      <w:tr>
+        <w:tc>
+          <w:tcPr>
+            <w:tcW w:type="dxa" w:w="9638"/>
+            <w:tcBorders>
+              <w:top w:val="single" w:color="C9D3DC" w:sz="4"/>
+              <w:left w:val="single" w:color="C9D3DC" w:sz="4"/>
+              <w:bottom w:val="single" w:color="C9D3DC" w:sz="4"/>
+              <w:right w:val="single" w:color="C9D3DC" w:sz="4"/>
+            </w:tcBorders>
+            <w:tcMar>
+              <w:top w:type="dxa" w:w="70"/>
+              <w:left w:type="dxa" w:w="110"/>
+              <w:bottom w:type="dxa" w:w="70"/>
+              <w:right w:type="dxa" w:w="110"/>
+            </w:tcMar>
+          </w:tcPr>
+          <w:p>
+            <w:pPr>
+              <w:spacing w:after="400" w:before="400"/>
+              <w:jc w:val="center"/>
+            </w:pPr>
+            <w:r>
+              <w:drawing>
+                <wp:inline xmlns:a="http://schemas.openxmlformats.org/drawingml/2006/main" xmlns:pic="http://schemas.openxmlformats.org/drawingml/2006/picture">
+                  <wp:extent cx="5955030" cy="2580513"/>
+                  <wp:docPr id="14" name="Picture 14" descr="그림 3.7-2. 자산 관리 화면 예시. 회수한 장비를 반납 처리하는 위치를 표시한다."/>
+                  <wp:cNvGraphicFramePr>
+                    <a:graphicFrameLocks noChangeAspect="1"/>
+                  </wp:cNvGraphicFramePr>
+                  <a:graphic>
+                    <a:graphicData uri="http://schemas.openxmlformats.org/drawingml/2006/picture">
+                      <pic:pic>
+                        <pic:nvPicPr>
+                          <pic:cNvPr id="0" name="IT-HW-002-M_fig3.7-2.png"/>
+                          <pic:cNvPicPr/>
+                        </pic:nvPicPr>
+                        <pic:blipFill>
+                          <a:blip r:embed="rId26"/>
+                          <a:stretch>
+                            <a:fillRect/>
+                          </a:stretch>
+                        </pic:blipFill>
+                        <pic:spPr>
+                          <a:xfrm>
+                            <a:off x="0" y="0"/>
+                            <a:ext cx="5955030" cy="2580513"/>
+                          </a:xfrm>
+                          <a:prstGeom prst="rect"/>
+                        </pic:spPr>
+                      </pic:pic>
+                    </a:graphicData>
+                  </a:graphic>
+                </wp:inline>
+              </w:drawing>
+            </w:r>
+          </w:p>
+        </w:tc>
+      </w:tr>
+    </w:tbl>
+    <w:p>
+      <w:pPr>
+        <w:spacing w:after="100" w:before="60"/>
+      </w:pPr>
+      <w:r>
+        <w:rPr>
+          <w:rFonts w:ascii="맑은 고딕" w:cs="맑은 고딕" w:eastAsia="맑은 고딕" w:hAnsi="맑은 고딕"/>
+          <w:b/>
+          <w:bCs/>
+          <w:color w:val="4A5560"/>
+          <w:sz w:val="18"/>
+          <w:szCs w:val="18"/>
+        </w:rPr>
+        <w:t xml:space="preserve">그림 3.7-2. </w:t>
+      </w:r>
+      <w:r>
+        <w:rPr>
+          <w:rFonts w:ascii="맑은 고딕" w:cs="맑은 고딕" w:eastAsia="맑은 고딕" w:hAnsi="맑은 고딕"/>
+          <w:sz w:val="18"/>
+          <w:szCs w:val="18"/>
+        </w:rPr>
+        <w:t>자산 관리 화면 예시. 회수한 장비를 반납 처리하는 위치를 표시한다.</w:t>
       </w:r>
     </w:p>
     <w:p>
